--- a/resumes/reprise-anciennete-mer-as-ide-2022.docx
+++ b/resumes/reprise-anciennete-mer-as-ide-2022.docx
@@ -303,7 +303,50 @@
           <w:b w:val="0"/>
           <w:i w:val="0"/>
         </w:rPr>
-        <w:t xml:space="preserve"> via le formulaire en ligne, avec envoi par mail des justificatifs à la DRH. La PEP ainsi recalculée a été mise en place rétroactivement au </w:t>
+        <w:t xml:space="preserve"> via le formulaire en ligne, avec envoi par mail des justificatifs à la DRH. </w:t>
+      </w:r>
+      <w:r>
+        <w:rPr>
+          <w:b/>
+          <w:i w:val="0"/>
+        </w:rPr>
+        <w:t>Tout dossier incomplet n'était pas étudié</w:t>
+      </w:r>
+      <w:r>
+        <w:rPr>
+          <w:b w:val="0"/>
+          <w:i w:val="0"/>
+        </w:rPr>
+        <w:t xml:space="preserve">, et </w:t>
+      </w:r>
+      <w:r>
+        <w:rPr>
+          <w:b/>
+          <w:i w:val="0"/>
+        </w:rPr>
+        <w:t>à défaut de demande selon ce processus, la reprise à 100% n'était pas effectuée</w:t>
+      </w:r>
+      <w:r>
+        <w:rPr>
+          <w:b w:val="0"/>
+          <w:i w:val="0"/>
+        </w:rPr>
+        <w:t xml:space="preserve"> </w:t>
+      </w:r>
+      <w:r>
+        <w:rPr>
+          <w:b w:val="0"/>
+          <w:i/>
+          <w:color w:val="5B6578"/>
+        </w:rPr>
+        <w:t>(Art. 4-2)</w:t>
+      </w:r>
+      <w:r>
+        <w:rPr>
+          <w:b w:val="0"/>
+          <w:i w:val="0"/>
+        </w:rPr>
+        <w:t xml:space="preserve">. La PEP ainsi recalculée a été mise en place rétroactivement au </w:t>
       </w:r>
       <w:r>
         <w:rPr>
@@ -330,6 +373,58 @@
       </w:r>
     </w:p>
     <w:p>
+      <w:pPr>
+        <w:pStyle w:val="Heading2"/>
+      </w:pPr>
+      <w:r>
+        <w:rPr>
+          <w:b w:val="0"/>
+          <w:i w:val="0"/>
+        </w:rPr>
+        <w:t xml:space="preserve">Suivi de l'accord </w:t>
+      </w:r>
+      <w:r>
+        <w:rPr>
+          <w:b w:val="0"/>
+          <w:i/>
+          <w:color w:val="5B6578"/>
+        </w:rPr>
+        <w:t>(Art. 6.1)</w:t>
+      </w:r>
+    </w:p>
+    <w:p>
+      <w:r>
+        <w:rPr>
+          <w:b w:val="0"/>
+          <w:i w:val="0"/>
+        </w:rPr>
+        <w:t xml:space="preserve">Un suivi de l'accord est mis en place dans le cadre du </w:t>
+      </w:r>
+      <w:r>
+        <w:rPr>
+          <w:b/>
+          <w:i w:val="0"/>
+        </w:rPr>
+        <w:t>CSE Central</w:t>
+      </w:r>
+      <w:r>
+        <w:rPr>
+          <w:b w:val="0"/>
+          <w:i w:val="0"/>
+        </w:rPr>
+        <w:t>, organisé avant la fin de l'année 2022. Le nombre de salariés présents à l'ICO ayant demandé la reprise à 100% y est communiqué.</w:t>
+      </w:r>
+    </w:p>
+    <w:p>
+      <w:r>
+        <w:rPr>
+          <w:color w:val="5B6578"/>
+          <w:sz w:val="16"/>
+        </w:rPr>
+        <w:t>────────────────────────────────────────</w:t>
+      </w:r>
+    </w:p>
+    <w:p>
       <w:r>
         <w:rPr>
           <w:b w:val="0"/>
@@ -337,6 +432,32 @@
           <w:color w:val="5B6578"/>
         </w:rPr>
         <w:t>Source : Accord reprise d'ancienneté MER, AS, IDE (19/05/2022), signé CGT-FO, Sud Santé-Sociaux, CFDT, CFE-CGC.</w:t>
+      </w:r>
+    </w:p>
+    <w:p>
+      <w:r>
+        <w:rPr>
+          <w:b w:val="0"/>
+          <w:i/>
+          <w:color w:val="5B6578"/>
+        </w:rPr>
+        <w:t xml:space="preserve">Les références entre parenthèses renvoient aux articles de l'accord. Seul le texte intégral fait référence : </w:t>
+      </w:r>
+      <w:r>
+        <w:rPr>
+          <w:b w:val="0"/>
+          <w:i/>
+          <w:color w:val="5B6578"/>
+        </w:rPr>
+        <w:t>accord complet (PDF)</w:t>
+      </w:r>
+      <w:r>
+        <w:rPr>
+          <w:b w:val="0"/>
+          <w:i/>
+          <w:color w:val="5B6578"/>
+        </w:rPr>
+        <w:t>.</w:t>
       </w:r>
     </w:p>
     <w:sectPr>
